--- a/docs/ecostats_lectures/lecture_17/17_02_class_activity_PCA.docx
+++ b/docs/ecostats_lectures/lecture_17/17_02_class_activity_PCA.docx
@@ -41,7 +41,31 @@
         <w:pStyle w:val="FirstParagraph"/>
       </w:pPr>
       <w:r>
-        <w:t xml:space="preserve">PCA (Principal Component Analysis) is a technique to: - Reduce the number of variables in your dataset - Find patterns in high-dimensional data - Create new uncorrelated variables (principal components) from correlated original variables - Visualize complex relationships in multivariate data</w:t>
+        <w:t xml:space="preserve">PCA (Principal Component Analysis) is a technique to: - Reduce the</w:t>
+      </w:r>
+      <w:r>
+        <w:t xml:space="preserve"> </w:t>
+      </w:r>
+      <w:r>
+        <w:t xml:space="preserve">number of variables in your dataset - Find patterns in high-dimensional</w:t>
+      </w:r>
+      <w:r>
+        <w:t xml:space="preserve"> </w:t>
+      </w:r>
+      <w:r>
+        <w:t xml:space="preserve">data - Create new uncorrelated variables (principal components) from</w:t>
+      </w:r>
+      <w:r>
+        <w:t xml:space="preserve"> </w:t>
+      </w:r>
+      <w:r>
+        <w:t xml:space="preserve">correlated original variables - Visualize complex relationships in</w:t>
+      </w:r>
+      <w:r>
+        <w:t xml:space="preserve"> </w:t>
+      </w:r>
+      <w:r>
+        <w:t xml:space="preserve">multivariate data</w:t>
       </w:r>
     </w:p>
     <w:bookmarkEnd w:id="20"/>
@@ -75,7 +99,13 @@
         <w:t xml:space="preserve"> </w:t>
       </w:r>
       <w:r>
-        <w:t xml:space="preserve">that may be correlated -</w:t>
+        <w:t xml:space="preserve">that may be</w:t>
+      </w:r>
+      <w:r>
+        <w:t xml:space="preserve"> </w:t>
+      </w:r>
+      <w:r>
+        <w:t xml:space="preserve">correlated -</w:t>
       </w:r>
       <w:r>
         <w:t xml:space="preserve"> </w:t>
@@ -199,7 +229,13 @@
         <w:t xml:space="preserve"> </w:t>
       </w:r>
       <w:r>
-        <w:t xml:space="preserve">(if not, PCA won’t reduce dimensions effectively)</w:t>
+        <w:t xml:space="preserve">(if not, PCA won’t reduce</w:t>
+      </w:r>
+      <w:r>
+        <w:t xml:space="preserve"> </w:t>
+      </w:r>
+      <w:r>
+        <w:t xml:space="preserve">dimensions effectively)</w:t>
       </w:r>
     </w:p>
     <w:p>
@@ -362,7 +398,19 @@
               <w:t xml:space="preserve"> </w:t>
             </w:r>
             <w:r>
-              <w:t xml:space="preserve">when variables are measured on different scales. This prevents variables with larger values from dominating the analysis.</w:t>
+              <w:t xml:space="preserve">when variables are measured on</w:t>
+            </w:r>
+            <w:r>
+              <w:t xml:space="preserve"> </w:t>
+            </w:r>
+            <w:r>
+              <w:t xml:space="preserve">different scales. This prevents variables with larger values from</w:t>
+            </w:r>
+            <w:r>
+              <w:t xml:space="preserve"> </w:t>
+            </w:r>
+            <w:r>
+              <w:t xml:space="preserve">dominating the analysis.</w:t>
             </w:r>
           </w:p>
         </w:tc>
@@ -393,7 +441,13 @@
         <w:pStyle w:val="FirstParagraph"/>
       </w:pPr>
       <w:r>
-        <w:t xml:space="preserve">We’ll analyze the famous iris dataset with measurements from three species: -</w:t>
+        <w:t xml:space="preserve">We’ll analyze the famous iris dataset with measurements from three</w:t>
+      </w:r>
+      <w:r>
+        <w:t xml:space="preserve"> </w:t>
+      </w:r>
+      <w:r>
+        <w:t xml:space="preserve">species: -</w:t>
       </w:r>
       <w:r>
         <w:t xml:space="preserve"> </w:t>
@@ -443,7 +497,13 @@
         <w:pStyle w:val="BodyText"/>
       </w:pPr>
       <w:r>
-        <w:t xml:space="preserve">Each flower has 4 measurements: sepal length, sepal width, petal length, and petal width.</w:t>
+        <w:t xml:space="preserve">Each flower has 4 measurements: sepal length, sepal width, petal length,</w:t>
+      </w:r>
+      <w:r>
+        <w:t xml:space="preserve"> </w:t>
+      </w:r>
+      <w:r>
+        <w:t xml:space="preserve">and petal width.</w:t>
       </w:r>
     </w:p>
     <w:p>
@@ -2448,7 +2508,13 @@
         <w:pStyle w:val="FirstParagraph"/>
       </w:pPr>
       <w:r>
-        <w:t xml:space="preserve">Since our variables have different scales (e.g., petal width ranges 0.1-2.5 while sepal length ranges 4-8), we need to standardize.</w:t>
+        <w:t xml:space="preserve">Since our variables have different scales (e.g., petal width ranges</w:t>
+      </w:r>
+      <w:r>
+        <w:t xml:space="preserve"> </w:t>
+      </w:r>
+      <w:r>
+        <w:t xml:space="preserve">0.1-2.5 while sepal length ranges 4-8), we need to standardize.</w:t>
       </w:r>
     </w:p>
     <w:p>
@@ -8654,7 +8720,13 @@
               <w:t xml:space="preserve"> </w:t>
             </w:r>
             <w:r>
-              <w:t xml:space="preserve">- essential when variables have different scales</w:t>
+              <w:t xml:space="preserve">- essential when variables have different</w:t>
+            </w:r>
+            <w:r>
+              <w:t xml:space="preserve"> </w:t>
+            </w:r>
+            <w:r>
+              <w:t xml:space="preserve">scales</w:t>
             </w:r>
           </w:p>
           <w:p>
@@ -8698,7 +8770,13 @@
               <w:t xml:space="preserve"> </w:t>
             </w:r>
             <w:r>
-              <w:t xml:space="preserve">- use scree plot and variance explained</w:t>
+              <w:t xml:space="preserve">- use scree plot and variance</w:t>
+            </w:r>
+            <w:r>
+              <w:t xml:space="preserve"> </w:t>
+            </w:r>
+            <w:r>
+              <w:t xml:space="preserve">explained</w:t>
             </w:r>
           </w:p>
           <w:p>
@@ -8798,7 +8876,13 @@
         <w:t xml:space="preserve"> </w:t>
       </w:r>
       <w:r>
-        <w:t xml:space="preserve">(components) that are linear combinations of original variables</w:t>
+        <w:t xml:space="preserve">(components) that are linear</w:t>
+      </w:r>
+      <w:r>
+        <w:t xml:space="preserve"> </w:t>
+      </w:r>
+      <w:r>
+        <w:t xml:space="preserve">combinations of original variables</w:t>
       </w:r>
     </w:p>
     <w:p>
@@ -8842,7 +8926,13 @@
         <w:t xml:space="preserve"> </w:t>
       </w:r>
       <w:r>
-        <w:t xml:space="preserve">when variables have different units/scales</w:t>
+        <w:t xml:space="preserve">when variables have different</w:t>
+      </w:r>
+      <w:r>
+        <w:t xml:space="preserve"> </w:t>
+      </w:r>
+      <w:r>
+        <w:t xml:space="preserve">units/scales</w:t>
       </w:r>
     </w:p>
     <w:p>
@@ -9044,7 +9134,13 @@
               <w:t xml:space="preserve"> </w:t>
             </w:r>
             <w:r>
-              <w:t xml:space="preserve">- prevents scale effects from dominating</w:t>
+              <w:t xml:space="preserve">- prevents scale effects from</w:t>
+            </w:r>
+            <w:r>
+              <w:t xml:space="preserve"> </w:t>
+            </w:r>
+            <w:r>
+              <w:t xml:space="preserve">dominating</w:t>
             </w:r>
           </w:p>
           <w:p>
@@ -9066,7 +9162,13 @@
               <w:t xml:space="preserve"> </w:t>
             </w:r>
             <w:r>
-              <w:t xml:space="preserve">to decide number of components (scree plot, eigenvalue &gt; 1, variance explained)</w:t>
+              <w:t xml:space="preserve">to decide number of components (scree</w:t>
+            </w:r>
+            <w:r>
+              <w:t xml:space="preserve"> </w:t>
+            </w:r>
+            <w:r>
+              <w:t xml:space="preserve">plot, eigenvalue &gt; 1, variance explained)</w:t>
             </w:r>
           </w:p>
           <w:p>
@@ -9088,7 +9190,13 @@
               <w:t xml:space="preserve"> </w:t>
             </w:r>
             <w:r>
-              <w:t xml:space="preserve">based on loadings - what do they represent biologically?</w:t>
+              <w:t xml:space="preserve">based on loadings - what do they represent</w:t>
+            </w:r>
+            <w:r>
+              <w:t xml:space="preserve"> </w:t>
+            </w:r>
+            <w:r>
+              <w:t xml:space="preserve">biologically?</w:t>
             </w:r>
           </w:p>
           <w:p>
@@ -9110,7 +9218,13 @@
               <w:t xml:space="preserve"> </w:t>
             </w:r>
             <w:r>
-              <w:t xml:space="preserve">using first two components if they explain sufficient variance</w:t>
+              <w:t xml:space="preserve">using first two components if they explain</w:t>
+            </w:r>
+            <w:r>
+              <w:t xml:space="preserve"> </w:t>
+            </w:r>
+            <w:r>
+              <w:t xml:space="preserve">sufficient variance</w:t>
             </w:r>
           </w:p>
           <w:p>
@@ -9132,7 +9246,13 @@
               <w:t xml:space="preserve"> </w:t>
             </w:r>
             <w:r>
-              <w:t xml:space="preserve">- use it to understand patterns, not for hypothesis testing</w:t>
+              <w:t xml:space="preserve">- use it to understand patterns, not for</w:t>
+            </w:r>
+            <w:r>
+              <w:t xml:space="preserve"> </w:t>
+            </w:r>
+            <w:r>
+              <w:t xml:space="preserve">hypothesis testing</w:t>
             </w:r>
           </w:p>
           <w:p>
@@ -9154,7 +9274,13 @@
               <w:t xml:space="preserve"> </w:t>
             </w:r>
             <w:r>
-              <w:t xml:space="preserve">- why you kept certain components, how you interpreted them</w:t>
+              <w:t xml:space="preserve">- why you kept certain components, how you</w:t>
+            </w:r>
+            <w:r>
+              <w:t xml:space="preserve"> </w:t>
+            </w:r>
+            <w:r>
+              <w:t xml:space="preserve">interpreted them</w:t>
             </w:r>
           </w:p>
           <w:p>
@@ -9165,7 +9291,13 @@
               <w:spacing w:after="16"/>
             </w:pPr>
             <w:r>
-              <w:t xml:space="preserve">Remember: PCA is a dimension reduction technique - the goal is to simplify complex data while retaining the important patterns!</w:t>
+              <w:t xml:space="preserve">Remember: PCA is a dimension reduction technique - the goal is to</w:t>
+            </w:r>
+            <w:r>
+              <w:t xml:space="preserve"> </w:t>
+            </w:r>
+            <w:r>
+              <w:t xml:space="preserve">simplify complex data while retaining the important patterns!</w:t>
             </w:r>
           </w:p>
         </w:tc>
